--- a/HCM_KS25_CNTT5_lequangphuc_001.docx
+++ b/HCM_KS25_CNTT5_lequangphuc_001.docx
@@ -1720,7 +1720,83 @@
           <w:tcPr>
             <w:tcW w:w="7881" w:type="dxa"/>
           </w:tcPr>
-          <w:p/>
+          <w:p>
+            <w:pPr>
+              <w:rPr>
+                <w:lang w:val="en-US"/>
+              </w:rPr>
+            </w:pPr>
+            <w:r>
+              <w:rPr>
+                <w:lang w:val="en-US"/>
+              </w:rPr>
+              <w:t xml:space="preserve">BR1: </w:t>
+            </w:r>
+            <w:proofErr w:type="spellStart"/>
+            <w:r>
+              <w:rPr>
+                <w:lang w:val="en-US"/>
+              </w:rPr>
+              <w:t>tại</w:t>
+            </w:r>
+            <w:proofErr w:type="spellEnd"/>
+            <w:r>
+              <w:rPr>
+                <w:lang w:val="en-US"/>
+              </w:rPr>
+              <w:t xml:space="preserve"> </w:t>
+            </w:r>
+            <w:proofErr w:type="spellStart"/>
+            <w:r>
+              <w:rPr>
+                <w:lang w:val="en-US"/>
+              </w:rPr>
+              <w:t>sao</w:t>
+            </w:r>
+            <w:proofErr w:type="spellEnd"/>
+            <w:r>
+              <w:rPr>
+                <w:lang w:val="en-US"/>
+              </w:rPr>
+              <w:t xml:space="preserve"> </w:t>
+            </w:r>
+            <w:proofErr w:type="spellStart"/>
+            <w:r>
+              <w:rPr>
+                <w:lang w:val="en-US"/>
+              </w:rPr>
+              <w:t>phải</w:t>
+            </w:r>
+            <w:proofErr w:type="spellEnd"/>
+            <w:r>
+              <w:rPr>
+                <w:lang w:val="en-US"/>
+              </w:rPr>
+              <w:t xml:space="preserve"> </w:t>
+            </w:r>
+            <w:proofErr w:type="spellStart"/>
+            <w:r>
+              <w:rPr>
+                <w:lang w:val="en-US"/>
+              </w:rPr>
+              <w:t>trong</w:t>
+            </w:r>
+            <w:proofErr w:type="spellEnd"/>
+            <w:r>
+              <w:rPr>
+                <w:lang w:val="en-US"/>
+              </w:rPr>
+              <w:t xml:space="preserve"> 14 </w:t>
+            </w:r>
+            <w:proofErr w:type="spellStart"/>
+            <w:r>
+              <w:rPr>
+                <w:lang w:val="en-US"/>
+              </w:rPr>
+              <w:t>ngày</w:t>
+            </w:r>
+            <w:proofErr w:type="spellEnd"/>
+          </w:p>
         </w:tc>
       </w:tr>
     </w:tbl>
